--- a/worlds/ondina-vasquell/phase-3-build-task-artifacts/platform/task2/current/him_preliminary_coding_worksheet_05212026.docx
+++ b/worlds/ondina-vasquell/phase-3-build-task-artifacts/platform/task2/current/him_preliminary_coding_worksheet_05212026.docx
@@ -484,7 +484,7 @@
           <w:color w:val="232830"/>
           <w:sz w:val="18"/>
         </w:rPr>
-        <w:t>Marisol Everet, MD</w:t>
+        <w:t>Lillian Everet, MD</w:t>
       </w:r>
     </w:p>
     <w:p>

--- a/worlds/ondina-vasquell/phase-3-build-task-artifacts/platform/task2/current/him_preliminary_coding_worksheet_05212026.docx
+++ b/worlds/ondina-vasquell/phase-3-build-task-artifacts/platform/task2/current/him_preliminary_coding_worksheet_05212026.docx
@@ -312,7 +312,7 @@
           <w:color w:val="5E6670"/>
           <w:sz w:val="16"/>
         </w:rPr>
-        <w:t>Author: Corwin Adeyle, RHIA, CCS - HIM Coding | Date: 05/21/2026 | Status: Draft for provider attestation | RE: Ondina Vasquell | MRN OV-3358104 | CSN-308852140</w:t>
+        <w:t>Author: Corwin Adeyle, RHIA, CCS - HIM Coding | Date: 05/21/2026 1830 | Status: Draft for provider attestation | RE: Ondina Vasquell | MRN OV-3358104 | CSN-308852140</w:t>
       </w:r>
     </w:p>
     <w:p>

--- a/worlds/ondina-vasquell/phase-3-build-task-artifacts/platform/task2/current/him_preliminary_coding_worksheet_05212026.docx
+++ b/worlds/ondina-vasquell/phase-3-build-task-artifacts/platform/task2/current/him_preliminary_coding_worksheet_05212026.docx
@@ -875,6 +875,59 @@
           </w:p>
         </w:tc>
       </w:tr>
+      <w:tr>
+        <w:tc>
+          <w:tcPr>
+            <w:tcW w:type="dxa" w:w="3456"/>
+          </w:tcPr>
+          <w:p>
+            <w:r>
+              <w:rPr>
+                <w:rFonts w:ascii="Arial" w:hAnsi="Arial"/>
+                <w:b w:val="0"/>
+                <w:i w:val="0"/>
+                <w:color w:val="232830"/>
+                <w:sz w:val="16"/>
+              </w:rPr>
+              <w:t>Acute blood loss anemia (D62)</w:t>
+            </w:r>
+          </w:p>
+        </w:tc>
+        <w:tc>
+          <w:tcPr>
+            <w:tcW w:type="dxa" w:w="3456"/>
+          </w:tcPr>
+          <w:p>
+            <w:r>
+              <w:rPr>
+                <w:rFonts w:ascii="Arial" w:hAnsi="Arial"/>
+                <w:b w:val="0"/>
+                <w:i w:val="0"/>
+                <w:color w:val="232830"/>
+                <w:sz w:val="16"/>
+              </w:rPr>
+              <w:t>Proposed secondary</w:t>
+            </w:r>
+          </w:p>
+        </w:tc>
+        <w:tc>
+          <w:tcPr>
+            <w:tcW w:type="dxa" w:w="3456"/>
+          </w:tcPr>
+          <w:p>
+            <w:r>
+              <w:rPr>
+                <w:rFonts w:ascii="Arial" w:hAnsi="Arial"/>
+                <w:b w:val="0"/>
+                <w:i w:val="0"/>
+                <w:color w:val="232830"/>
+                <w:sz w:val="16"/>
+              </w:rPr>
+              <w:t>Hemoglobin 9.8, low</w:t>
+            </w:r>
+          </w:p>
+        </w:tc>
+      </w:tr>
     </w:tbl>
     <w:p/>
     <w:p>

--- a/worlds/ondina-vasquell/phase-3-build-task-artifacts/platform/task2/current/him_preliminary_coding_worksheet_05212026.docx
+++ b/worlds/ondina-vasquell/phase-3-build-task-artifacts/platform/task2/current/him_preliminary_coding_worksheet_05212026.docx
@@ -928,6 +928,62 @@
           </w:p>
         </w:tc>
       </w:tr>
+      <w:tr>
+        <w:tc>
+          <w:tcPr>
+            <w:tcW w:type="dxa" w:w="3456"/>
+            <w:shd w:val="clear" w:fill="EDF2FA"/>
+          </w:tcPr>
+          <w:p>
+            <w:r>
+              <w:rPr>
+                <w:rFonts w:ascii="Arial" w:hAnsi="Arial"/>
+                <w:b w:val="0"/>
+                <w:i w:val="0"/>
+                <w:color w:val="232830"/>
+                <w:sz w:val="16"/>
+              </w:rPr>
+              <w:t>Excisional debridement to muscle and fascia (deep)</w:t>
+            </w:r>
+          </w:p>
+        </w:tc>
+        <w:tc>
+          <w:tcPr>
+            <w:tcW w:type="dxa" w:w="3456"/>
+            <w:shd w:val="clear" w:fill="EDF2FA"/>
+          </w:tcPr>
+          <w:p>
+            <w:r>
+              <w:rPr>
+                <w:rFonts w:ascii="Arial" w:hAnsi="Arial"/>
+                <w:b w:val="0"/>
+                <w:i w:val="0"/>
+                <w:color w:val="232830"/>
+                <w:sz w:val="16"/>
+              </w:rPr>
+              <w:t>Proposed as procedure</w:t>
+            </w:r>
+          </w:p>
+        </w:tc>
+        <w:tc>
+          <w:tcPr>
+            <w:tcW w:type="dxa" w:w="3456"/>
+            <w:shd w:val="clear" w:fill="EDF2FA"/>
+          </w:tcPr>
+          <w:p>
+            <w:r>
+              <w:rPr>
+                <w:rFonts w:ascii="Arial" w:hAnsi="Arial"/>
+                <w:b w:val="0"/>
+                <w:i w:val="0"/>
+                <w:color w:val="232830"/>
+                <w:sz w:val="16"/>
+              </w:rPr>
+              <w:t>Sharp excision to viable bleeding margins; deep soft tissue specimen</w:t>
+            </w:r>
+          </w:p>
+        </w:tc>
+      </w:tr>
     </w:tbl>
     <w:p/>
     <w:p>
